--- a/ktradaugio.docx
+++ b/ktradaugio.docx
@@ -59,7 +59,7 @@
           <w:b/>
           <w:bCs/>
         </w:rPr>
-        <w:t>Tài liệu này đặc tả chi tiết các yêu cầu nghiệp vụ, giao diện, dữ liệu và hiệu năng cho phân hệ "Đặt hàng nhanh" thuộc ứng dụng bán lẻ RikkeiMart-Lite. Tài liệu dùng làm căn cứ trực tiếp cho đội ngũ Phát triển (Dev) xây dựng hệ thống và đội ngũ Kiểm thử (Tester) thiết kế kịch bản kiểm thử nghiệm thu.</w:t>
+        <w:t xml:space="preserve">Tài liệu này đặc tả chi tiết các yêu cầu nghiệp vụ, giao diện, dữ liệu và hiệu năng cho phân hệ "Đặt hàng nhanh" thuộc ứng dụng bán lẻ RikkeiMart-Lite. </w:t>
       </w:r>
     </w:p>
     <w:p>
@@ -210,7 +210,14 @@
           <w:b/>
           <w:bCs/>
         </w:rPr>
-        <w:t>2.1 Tác nhân người dùng (Actors)</w:t>
+        <w:t xml:space="preserve">2.1 </w:t>
+      </w:r>
+      <w:r>
+        <w:rPr>
+          <w:b/>
+          <w:bCs/>
+        </w:rPr>
+        <w:t>Acttors</w:t>
       </w:r>
     </w:p>
     <w:p>
@@ -263,7 +270,14 @@
           <w:b/>
           <w:bCs/>
         </w:rPr>
-        <w:t>2.2 Chức năng sản phẩm &amp; Đặc tả Use Case "Đặt hàng"</w:t>
+        <w:t xml:space="preserve">2.2 </w:t>
+      </w:r>
+      <w:r>
+        <w:rPr>
+          <w:b/>
+          <w:bCs/>
+        </w:rPr>
+        <w:t>Use case</w:t>
       </w:r>
     </w:p>
     <w:p>
@@ -358,7 +372,6 @@
           <w:b/>
           <w:bCs/>
         </w:rPr>
-        <w:lastRenderedPageBreak/>
         <w:t>Khách hàng xem danh mục sản phẩm hiển thị trên màn hình.</w:t>
       </w:r>
     </w:p>
@@ -378,6 +391,7 @@
           <w:b/>
           <w:bCs/>
         </w:rPr>
+        <w:lastRenderedPageBreak/>
         <w:t>Khách hàng chọn 1 sản phẩm và nhập số lượng mong muốn.</w:t>
       </w:r>
     </w:p>
@@ -474,6 +488,13 @@
           <w:bCs/>
         </w:rPr>
         <w:t xml:space="preserve">Nếu số lượng nhập không hợp lệ (để trống, ký tự chữ, số thập phân hoặc </w:t>
+      </w:r>
+      <w:r>
+        <w:rPr>
+          <w:b/>
+          <w:bCs/>
+        </w:rPr>
+        <w:t xml:space="preserve">&lt;= </w:t>
       </w:r>
       <m:oMath>
         <m:r>
@@ -483,7 +504,7 @@
           <w:rPr>
             <w:rFonts w:ascii="Cambria Math" w:hAnsi="Cambria Math"/>
           </w:rPr>
-          <m:t>≤0</m:t>
+          <m:t>0</m:t>
         </m:r>
       </m:oMath>
       <w:r>
@@ -1266,6 +1287,7 @@
           <w:bCs/>
           <w:i/>
           <w:iCs/>
+          <w:noProof/>
         </w:rPr>
         <w:lastRenderedPageBreak/>
         <w:drawing>
@@ -1348,71 +1370,53 @@
           <w:b/>
           <w:bCs/>
         </w:rPr>
-        <w:t>REQ-01 (Đã viết lại đạt chuẩn Verifiable):</w:t>
-      </w:r>
-    </w:p>
-    <w:p>
-      <w:pPr>
-        <w:rPr>
-          <w:b/>
-          <w:bCs/>
-        </w:rPr>
-      </w:pPr>
-      <w:r>
-        <w:rPr>
-          <w:b/>
-          <w:bCs/>
-          <w:i/>
-          <w:iCs/>
-        </w:rPr>
-        <w:t>"Hệ thống phải tải và hiển thị hoàn tất danh mục sản phẩm trong thời gian dưới 2.0 giây kể từ khi người dùng mở trang; đồng thời, sau khi khách hàng bấm nút xác nhận đặt hàng, hệ thống phải hiển thị thông báo phản hồi (thành công hoặc thông báo lỗi) trên màn hình trong thời gian không quá 1.5 giây."</w:t>
-      </w:r>
-    </w:p>
-    <w:p>
-      <w:pPr>
-        <w:rPr>
-          <w:b/>
-          <w:bCs/>
-        </w:rPr>
-      </w:pPr>
-      <w:r>
-        <w:rPr>
-          <w:b/>
-          <w:bCs/>
-          <w:i/>
-          <w:iCs/>
+        <w:t>REQ-01</w:t>
+      </w:r>
+    </w:p>
+    <w:p>
+      <w:pPr>
+        <w:ind w:left="360"/>
+        <w:rPr>
+          <w:b/>
+          <w:bCs/>
+        </w:rPr>
+      </w:pPr>
+      <w:r>
+        <w:rPr>
+          <w:b/>
+          <w:bCs/>
+        </w:rPr>
+        <w:t>Hệ thống phải tải và hiển thị hoàn tất danh mục sản phẩm trong thời gian dưới 2.0 giây kể từ khi người dùng mở trang; đồng thời, sau khi khách hàng bấm nút xác nhận đặt hàng, hệ thống phải hiển thị thông báo phản hồi (thành công hoặc thông báo lỗi) trên màn hình trong thời gian không quá 1.5 giây</w:t>
+      </w:r>
+    </w:p>
+    <w:p>
+      <w:pPr>
+        <w:rPr>
+          <w:b/>
+          <w:bCs/>
+        </w:rPr>
+      </w:pPr>
+      <w:r>
+        <w:rPr>
+          <w:b/>
+          <w:bCs/>
+        </w:rPr>
+        <w:t>3.3 Yêu cầu cơ sở dữ liệu (Database Requirements &amp; 3NF)</w:t>
+      </w:r>
+    </w:p>
+    <w:p>
+      <w:pPr>
+        <w:rPr>
+          <w:b/>
+          <w:bCs/>
+        </w:rPr>
+      </w:pPr>
+      <w:r>
+        <w:rPr>
+          <w:b/>
+          <w:bCs/>
         </w:rPr>
         <w:lastRenderedPageBreak/>
-        <w:t>(Tiêu chí nghiệm thu: Đo trực tiếp qua thời gian phản hồi mạng (network latency) và thời gian render DOM, triệt tiêu hoàn toàn các từ ngữ cảm tính "nhanh chóng", "mượt mà").</w:t>
-      </w:r>
-    </w:p>
-    <w:p>
-      <w:pPr>
-        <w:rPr>
-          <w:b/>
-          <w:bCs/>
-        </w:rPr>
-      </w:pPr>
-      <w:r>
-        <w:rPr>
-          <w:b/>
-          <w:bCs/>
-        </w:rPr>
-        <w:t>3.3 Yêu cầu cơ sở dữ liệu (Database Requirements &amp; 3NF)</w:t>
-      </w:r>
-    </w:p>
-    <w:p>
-      <w:pPr>
-        <w:rPr>
-          <w:b/>
-          <w:bCs/>
-        </w:rPr>
-      </w:pPr>
-      <w:r>
-        <w:rPr>
-          <w:b/>
-          <w:bCs/>
-        </w:rPr>
         <w:t>3.3.1 Báo cáo phân tích và khắc phục lỗi vi phạm dạng chuẩn (1NF Review)</w:t>
       </w:r>
     </w:p>
@@ -1723,7 +1727,6 @@
           <w:b/>
           <w:bCs/>
         </w:rPr>
-        <w:lastRenderedPageBreak/>
         <w:t>productName: Tên sản phẩm, kiểu String, Bắt buộc.</w:t>
       </w:r>
     </w:p>
@@ -1799,6 +1802,7 @@
           <w:b/>
           <w:bCs/>
         </w:rPr>
+        <w:lastRenderedPageBreak/>
         <w:t>orderId (PK): Mã đơn hàng, kiểu String, Tự sinh (ORD-xx).</w:t>
       </w:r>
     </w:p>
@@ -1818,23 +1822,7 @@
           <w:b/>
           <w:bCs/>
         </w:rPr>
-        <w:t xml:space="preserve">customerId (FK): Khóa ngoại tham chiếu đến </w:t>
-      </w:r>
-      <w:proofErr w:type="gramStart"/>
-      <w:r>
-        <w:rPr>
-          <w:b/>
-          <w:bCs/>
-        </w:rPr>
-        <w:t>CUSTOMER(</w:t>
-      </w:r>
-      <w:proofErr w:type="gramEnd"/>
-      <w:r>
-        <w:rPr>
-          <w:b/>
-          <w:bCs/>
-        </w:rPr>
-        <w:t>customerId).</w:t>
+        <w:t>customerId (FK): Khóa ngoại tham chiếu đến CUSTOMER(customerId).</w:t>
       </w:r>
     </w:p>
     <w:p>
@@ -1929,23 +1917,7 @@
           <w:b/>
           <w:bCs/>
         </w:rPr>
-        <w:t xml:space="preserve">orderId (FK): Khóa ngoại tham chiếu đến </w:t>
-      </w:r>
-      <w:proofErr w:type="gramStart"/>
-      <w:r>
-        <w:rPr>
-          <w:b/>
-          <w:bCs/>
-        </w:rPr>
-        <w:t>ORDERS(</w:t>
-      </w:r>
-      <w:proofErr w:type="gramEnd"/>
-      <w:r>
-        <w:rPr>
-          <w:b/>
-          <w:bCs/>
-        </w:rPr>
-        <w:t>orderId).</w:t>
+        <w:t>orderId (FK): Khóa ngoại tham chiếu đến ORDERS(orderId).</w:t>
       </w:r>
     </w:p>
     <w:p>
@@ -1964,23 +1936,7 @@
           <w:b/>
           <w:bCs/>
         </w:rPr>
-        <w:t xml:space="preserve">productId (FK): Khóa ngoại tham chiếu đến </w:t>
-      </w:r>
-      <w:proofErr w:type="gramStart"/>
-      <w:r>
-        <w:rPr>
-          <w:b/>
-          <w:bCs/>
-        </w:rPr>
-        <w:t>PRODUCT(</w:t>
-      </w:r>
-      <w:proofErr w:type="gramEnd"/>
-      <w:r>
-        <w:rPr>
-          <w:b/>
-          <w:bCs/>
-        </w:rPr>
-        <w:t>productId).</w:t>
+        <w:t>productId (FK): Khóa ngoại tham chiếu đến PRODUCT(productId).</w:t>
       </w:r>
     </w:p>
     <w:p>
@@ -2267,7 +2223,6 @@
           <w:b/>
           <w:bCs/>
         </w:rPr>
-        <w:lastRenderedPageBreak/>
         <w:t>BR-02: Chỉ người dùng có vai trò "Nhân viên xử lý đơn" mới có quyền đổi trạng thái từ "Chờ xử lý" sang "Đã xác nhận".</w:t>
       </w:r>
     </w:p>
@@ -4887,6 +4842,7 @@
   <w:style w:type="character" w:default="1" w:styleId="DefaultParagraphFont">
     <w:name w:val="Default Paragraph Font"/>
     <w:uiPriority w:val="1"/>
+    <w:semiHidden/>
     <w:unhideWhenUsed/>
   </w:style>
   <w:style w:type="table" w:default="1" w:styleId="TableNormal">
